--- a/docs/word/system_sequence_diagrams.docx
+++ b/docs/word/system_sequence_diagrams.docx
@@ -2,7 +2,7 @@
 <file path=word/document.xml><?xml version="1.0" encoding="utf-8"?>
 <w:document xmlns:w="http://schemas.openxmlformats.org/wordprocessingml/2006/main" xmlns:m="http://schemas.openxmlformats.org/officeDocument/2006/math" xmlns:r="http://schemas.openxmlformats.org/officeDocument/2006/relationships" xmlns:o="urn:schemas-microsoft-com:office:office" xmlns:v="urn:schemas-microsoft-com:vml" xmlns:w10="urn:schemas-microsoft-com:office:word" xmlns:a="http://schemas.openxmlformats.org/drawingml/2006/main" xmlns:pic="http://schemas.openxmlformats.org/drawingml/2006/picture" xmlns:wp="http://schemas.openxmlformats.org/drawingml/2006/wordprocessingDrawing">
   <w:body>
-    <w:bookmarkStart w:id="22" w:name="X060baab120309216e20720e321434cdc8d01eed"/>
+    <w:bookmarkStart w:id="26" w:name="X060baab120309216e20720e321434cdc8d01eed"/>
     <w:p>
       <w:pPr>
         <w:pStyle w:val="Heading1"/>
@@ -249,16 +249,80 @@
         </w:pict>
       </w:r>
     </w:p>
+    <w:bookmarkEnd w:id="21"/>
+    <w:bookmarkStart w:id="25" w:name="ssd4-onboard-employee--assign-role"/>
+    <w:p>
+      <w:pPr>
+        <w:pStyle w:val="Heading2"/>
+      </w:pPr>
+      <w:r>
+        <w:t xml:space="preserve">SSD4: Onboard Employee &amp; Assign Role</w:t>
+      </w:r>
+    </w:p>
     <w:p>
       <w:pPr>
         <w:pStyle w:val="FirstParagraph"/>
       </w:pPr>
       <w:r>
-        <w:t xml:space="preserve">These three SSDs correspond one-to-one with the fully dressed use cases (UC1–UC3) documented for this iteration. SSDs for the remaining use cases will be produced in Elaboration Iteration 2 alongside their detailed use case descriptions.</w:t>
-      </w:r>
-    </w:p>
-    <w:bookmarkEnd w:id="21"/>
-    <w:bookmarkEnd w:id="22"/>
+        <w:drawing>
+          <wp:inline>
+            <wp:extent cx="5334000" cy="3218370"/>
+            <wp:effectExtent b="0" l="0" r="0" t="0"/>
+            <wp:docPr descr="Diagram 4" title="" id="23" name="Picture"/>
+            <a:graphic>
+              <a:graphicData uri="http://schemas.openxmlformats.org/drawingml/2006/picture">
+                <pic:pic>
+                  <pic:nvPicPr>
+                    <pic:cNvPr descr="/tmp/claude-1000/-home-martin-Documents-Projects-POS-Retail-Clothing-Store/dd81279a-2a42-4b90-a665-33fba7aae0ff/scratchpad/images/system_sequence_diagrams_4.png" id="24" name="Picture"/>
+                    <pic:cNvPicPr>
+                      <a:picLocks noChangeArrowheads="1" noChangeAspect="1"/>
+                    </pic:cNvPicPr>
+                  </pic:nvPicPr>
+                  <pic:blipFill>
+                    <a:blip r:embed="rId22"/>
+                    <a:stretch>
+                      <a:fillRect/>
+                    </a:stretch>
+                  </pic:blipFill>
+                  <pic:spPr bwMode="auto">
+                    <a:xfrm>
+                      <a:off x="0" y="0"/>
+                      <a:ext cx="5334000" cy="3218370"/>
+                    </a:xfrm>
+                    <a:prstGeom prst="rect">
+                      <a:avLst/>
+                    </a:prstGeom>
+                    <a:noFill/>
+                    <a:ln w="9525">
+                      <a:noFill/>
+                      <a:headEnd/>
+                      <a:tailEnd/>
+                    </a:ln>
+                  </pic:spPr>
+                </pic:pic>
+              </a:graphicData>
+            </a:graphic>
+          </wp:inline>
+        </w:drawing>
+      </w:r>
+    </w:p>
+    <w:p>
+      <w:r>
+        <w:pict>
+          <v:rect style="width:0;height:1.5pt" o:hralign="center" o:hrstd="t" o:hr="t"/>
+        </w:pict>
+      </w:r>
+    </w:p>
+    <w:p>
+      <w:pPr>
+        <w:pStyle w:val="FirstParagraph"/>
+      </w:pPr>
+      <w:r>
+        <w:t xml:space="preserve">These four SSDs correspond one-to-one with the fully dressed use cases (UC1–UC4) documented so far. SSDs for the remaining use cases will be produced alongside their detailed use case descriptions.</w:t>
+      </w:r>
+    </w:p>
+    <w:bookmarkEnd w:id="25"/>
+    <w:bookmarkEnd w:id="26"/>
     <w:sectPr>
       <w:footnotePr>
         <w:numRestart w:val="eachSect"/>
